--- a/Bowdies-Training-Reference-Pitch-v2.docx
+++ b/Bowdies-Training-Reference-Pitch-v2.docx
@@ -159,7 +159,7 @@
           <w:sz w:val="56"/>
           <w:szCs w:val="56"/>
         </w:rPr>
-        <w:t xml:space="preserve">24,457 </w:t>
+        <w:t xml:space="preserve">24,542 </w:t>
       </w:r>
       <w:r>
         <w:rPr>
@@ -185,7 +185,7 @@
           <w:sz w:val="56"/>
           <w:szCs w:val="56"/>
         </w:rPr>
-        <w:t xml:space="preserve">860,468 </w:t>
+        <w:t xml:space="preserve">863,450 </w:t>
       </w:r>
       <w:r>
         <w:rPr>
@@ -476,7 +476,7 @@
           <w:sz w:val="22"/>
           <w:szCs w:val="22"/>
         </w:rPr>
-        <w:t xml:space="preserve">Spirits, Wine, and Prime &amp; Plate cards</w:t>
+        <w:t xml:space="preserve">Spirits and Prime &amp; Plate cards</w:t>
       </w:r>
       <w:r>
         <w:rPr>
@@ -502,7 +502,63 @@
           <w:sz w:val="22"/>
           <w:szCs w:val="22"/>
         </w:rPr>
-        <w:t xml:space="preserve">), and ingredient quantities and instructions where applicable.</w:t>
+        <w:t xml:space="preserve">), and ingredient quantities and prep instructions where applicable.</w:t>
+      </w:r>
+    </w:p>
+    <w:p>
+      <w:pPr>
+        <w:pStyle w:val="ListParagraph"/>
+        <w:numPr>
+          <w:ilvl w:val="0"/>
+          <w:numId w:val="2"/>
+        </w:numPr>
+        <w:spacing w:after="80"/>
+      </w:pPr>
+      <w:r>
+        <w:rPr>
+          <w:rFonts w:ascii="Times New Roman" w:cs="Times New Roman" w:eastAsia="Times New Roman" w:hAnsi="Times New Roman"/>
+          <w:b/>
+          <w:bCs/>
+          <w:sz w:val="22"/>
+          <w:szCs w:val="22"/>
+        </w:rPr>
+        <w:t xml:space="preserve">Wine cards</w:t>
+      </w:r>
+      <w:r>
+        <w:rPr>
+          <w:rFonts w:ascii="Times New Roman" w:cs="Times New Roman" w:eastAsia="Times New Roman" w:hAnsi="Times New Roman"/>
+          <w:sz w:val="22"/>
+          <w:szCs w:val="22"/>
+        </w:rPr>
+        <w:t xml:space="preserve"> — built to a professional reference standard. Every bottle carries vintage, origin (country, region, and appellation where relevant), varietal, price, and a tasting note written in plain language a server can actually speak from. Each wine also links to the pairing engine, so a guest's question about the salmon points to the right pour without flipping pages.</w:t>
+      </w:r>
+    </w:p>
+    <w:p>
+      <w:pPr>
+        <w:pStyle w:val="ListParagraph"/>
+        <w:numPr>
+          <w:ilvl w:val="0"/>
+          <w:numId w:val="2"/>
+        </w:numPr>
+        <w:spacing w:after="80"/>
+      </w:pPr>
+      <w:r>
+        <w:rPr>
+          <w:rFonts w:ascii="Times New Roman" w:cs="Times New Roman" w:eastAsia="Times New Roman" w:hAnsi="Times New Roman"/>
+          <w:b/>
+          <w:bCs/>
+          <w:sz w:val="22"/>
+          <w:szCs w:val="22"/>
+        </w:rPr>
+        <w:t xml:space="preserve">Search and category browsing</w:t>
+      </w:r>
+      <w:r>
+        <w:rPr>
+          <w:rFonts w:ascii="Times New Roman" w:cs="Times New Roman" w:eastAsia="Times New Roman" w:hAnsi="Times New Roman"/>
+          <w:sz w:val="22"/>
+          <w:szCs w:val="22"/>
+        </w:rPr>
+        <w:t xml:space="preserve"> — the full program is searchable by name, ingredient, or keyword. The filters teach as they sort: tap into Whiskey and you see Bourbon, Rye, Scotch, and Japanese as sub-filters; tap into Cocktails and you see them grouped by base spirit. A server learns the architecture of the program just by browsing it.</w:t>
       </w:r>
     </w:p>
     <w:p>

--- a/Bowdies-Training-Reference-Pitch-v2.docx
+++ b/Bowdies-Training-Reference-Pitch-v2.docx
@@ -231,43 +231,43 @@
           <w:sz w:val="22"/>
           <w:szCs w:val="22"/>
         </w:rPr>
-        <w:t xml:space="preserve">It also functions as a </w:t>
-      </w:r>
-      <w:r>
-        <w:rPr>
-          <w:rFonts w:ascii="Times New Roman" w:cs="Times New Roman" w:eastAsia="Times New Roman" w:hAnsi="Times New Roman"/>
-          <w:b/>
-          <w:bCs/>
-          <w:sz w:val="22"/>
-          <w:szCs w:val="22"/>
-        </w:rPr>
-        <w:t xml:space="preserve">working recipe reference.</w:t>
-      </w:r>
-      <w:r>
-        <w:rPr>
-          <w:rFonts w:ascii="Times New Roman" w:cs="Times New Roman" w:eastAsia="Times New Roman" w:hAnsi="Times New Roman"/>
-          <w:sz w:val="22"/>
-          <w:szCs w:val="22"/>
-        </w:rPr>
-        <w:t xml:space="preserve"> Every cocktail on the program has its ingredient list and build instructions; every plated item has prep directions </w:t>
-      </w:r>
-      <w:r>
-        <w:rPr>
-          <w:rFonts w:ascii="Times New Roman" w:cs="Times New Roman" w:eastAsia="Times New Roman" w:hAnsi="Times New Roman"/>
-          <w:b/>
-          <w:bCs/>
-          <w:sz w:val="22"/>
-          <w:szCs w:val="22"/>
-        </w:rPr>
-        <w:t xml:space="preserve">and allergens.</w:t>
-      </w:r>
-      <w:r>
-        <w:rPr>
-          <w:rFonts w:ascii="Times New Roman" w:cs="Times New Roman" w:eastAsia="Times New Roman" w:hAnsi="Times New Roman"/>
-          <w:sz w:val="22"/>
-          <w:szCs w:val="22"/>
-        </w:rPr>
-        <w:t xml:space="preserve"> A new bartender doesn’t guess — they look up the spec. A prep cook doesn’t flip through pages of written recipes just to find one. The same document that teaches pairing also holds the build.</w:t>
+        <w:t xml:space="preserve">It also functions as both a </w:t>
+      </w:r>
+      <w:r>
+        <w:rPr>
+          <w:rFonts w:ascii="Times New Roman" w:cs="Times New Roman" w:eastAsia="Times New Roman" w:hAnsi="Times New Roman"/>
+          <w:b/>
+          <w:bCs/>
+          <w:sz w:val="22"/>
+          <w:szCs w:val="22"/>
+        </w:rPr>
+        <w:t xml:space="preserve">working recipe reference</w:t>
+      </w:r>
+      <w:r>
+        <w:rPr>
+          <w:rFonts w:ascii="Times New Roman" w:cs="Times New Roman" w:eastAsia="Times New Roman" w:hAnsi="Times New Roman"/>
+          <w:sz w:val="22"/>
+          <w:szCs w:val="22"/>
+        </w:rPr>
+        <w:t xml:space="preserve"> and a </w:t>
+      </w:r>
+      <w:r>
+        <w:rPr>
+          <w:rFonts w:ascii="Times New Roman" w:cs="Times New Roman" w:eastAsia="Times New Roman" w:hAnsi="Times New Roman"/>
+          <w:b/>
+          <w:bCs/>
+          <w:sz w:val="22"/>
+          <w:szCs w:val="22"/>
+        </w:rPr>
+        <w:t xml:space="preserve">tasting/sales notes reference.</w:t>
+      </w:r>
+      <w:r>
+        <w:rPr>
+          <w:rFonts w:ascii="Times New Roman" w:cs="Times New Roman" w:eastAsia="Times New Roman" w:hAnsi="Times New Roman"/>
+          <w:sz w:val="22"/>
+          <w:szCs w:val="22"/>
+        </w:rPr>
+        <w:t xml:space="preserve"> Every cocktail on the program has its ingredient list, build instructions, and sell-it notes; every plated item has prep directions and allergens. A new bartender doesn’t guess — they look up the spec. A prep cook doesn’t flip through pages of written recipes just to find one. The same document that teaches pairing also holds the build.</w:t>
       </w:r>
     </w:p>
     <w:p>
